--- a/202332110119李侑轩.docx
+++ b/202332110119李侑轩.docx
@@ -127,54 +127,26 @@
           <w:sz w:val="32"/>
           <w:szCs w:val="32"/>
         </w:rPr>
-        <w:t>姓名：李</w:t>
-      </w:r>
-      <w:proofErr w:type="gramStart"/>
-      <w:r>
-        <w:rPr>
-          <w:rFonts w:hint="eastAsia"/>
+        <w:t>姓名：李侑轩</w:t>
+      </w:r>
+    </w:p>
+    <w:p>
+      <w:pPr>
+        <w:ind w:firstLineChars="398" w:firstLine="1274"/>
+        <w:jc w:val="left"/>
+        <w:rPr>
           <w:sz w:val="32"/>
           <w:szCs w:val="32"/>
         </w:rPr>
-        <w:t>侑</w:t>
-      </w:r>
-      <w:proofErr w:type="gramEnd"/>
+      </w:pPr>
       <w:r>
         <w:rPr>
           <w:rFonts w:hint="eastAsia"/>
           <w:sz w:val="32"/>
           <w:szCs w:val="32"/>
         </w:rPr>
-        <w:t>轩</w:t>
-      </w:r>
-    </w:p>
-    <w:p>
-      <w:pPr>
-        <w:ind w:firstLineChars="398" w:firstLine="1274"/>
-        <w:jc w:val="left"/>
-        <w:rPr>
-          <w:sz w:val="32"/>
-          <w:szCs w:val="32"/>
-        </w:rPr>
-      </w:pPr>
-      <w:r>
-        <w:rPr>
-          <w:rFonts w:hint="eastAsia"/>
-          <w:sz w:val="32"/>
-          <w:szCs w:val="32"/>
-        </w:rPr>
-        <w:t>班级：</w:t>
-      </w:r>
-      <w:proofErr w:type="gramStart"/>
-      <w:r>
-        <w:rPr>
-          <w:rFonts w:hint="eastAsia"/>
-          <w:sz w:val="32"/>
-          <w:szCs w:val="32"/>
-        </w:rPr>
-        <w:t>软外</w:t>
-      </w:r>
-      <w:proofErr w:type="gramEnd"/>
+        <w:t>班级：软外</w:t>
+      </w:r>
       <w:r>
         <w:rPr>
           <w:rFonts w:hint="eastAsia"/>
@@ -226,33 +198,22 @@
         <w:spacing w:beforeAutospacing="0" w:line="18" w:lineRule="atLeast"/>
         <w:jc w:val="center"/>
         <w:rPr>
+          <w:rFonts w:ascii="Times New Roman" w:hAnsi="Times New Roman" w:hint="default"/>
+          <w:kern w:val="44"/>
+          <w:sz w:val="32"/>
+          <w:szCs w:val="32"/>
+        </w:rPr>
+      </w:pPr>
+      <w:r>
+        <w:rPr>
           <w:rFonts w:ascii="Times New Roman" w:hAnsi="Times New Roman"/>
           <w:kern w:val="44"/>
           <w:sz w:val="32"/>
           <w:szCs w:val="32"/>
         </w:rPr>
-      </w:pPr>
-      <w:r>
-        <w:rPr>
-          <w:rFonts w:ascii="Times New Roman" w:hAnsi="Times New Roman"/>
-          <w:kern w:val="44"/>
-          <w:sz w:val="32"/>
-          <w:szCs w:val="32"/>
-        </w:rPr>
         <w:lastRenderedPageBreak/>
-        <w:t>实训</w:t>
-      </w:r>
-      <w:proofErr w:type="gramStart"/>
-      <w:r>
-        <w:rPr>
-          <w:rFonts w:ascii="Times New Roman" w:hAnsi="Times New Roman"/>
-          <w:kern w:val="44"/>
-          <w:sz w:val="32"/>
-          <w:szCs w:val="32"/>
-        </w:rPr>
-        <w:t>一</w:t>
-      </w:r>
-      <w:proofErr w:type="gramEnd"/>
+        <w:t>实训一</w:t>
+      </w:r>
       <w:r>
         <w:rPr>
           <w:rFonts w:ascii="Times New Roman" w:hAnsi="Times New Roman"/>
@@ -405,21 +366,7 @@
         <w:rPr>
           <w:rFonts w:hint="eastAsia"/>
         </w:rPr>
-        <w:t>：程序</w:t>
-      </w:r>
-      <w:proofErr w:type="gramStart"/>
-      <w:r>
-        <w:rPr>
-          <w:rFonts w:hint="eastAsia"/>
-        </w:rPr>
-        <w:t>需支持</w:t>
-      </w:r>
-      <w:proofErr w:type="gramEnd"/>
-      <w:r>
-        <w:rPr>
-          <w:rFonts w:hint="eastAsia"/>
-        </w:rPr>
-        <w:t>三角形、矩形、圆形、菱形四种常见几何图形的面积计算。</w:t>
+        <w:t>：程序需支持三角形、矩形、圆形、菱形四种常见几何图形的面积计算。</w:t>
       </w:r>
     </w:p>
     <w:p>
@@ -1091,21 +1038,7 @@
         <w:rPr>
           <w:rFonts w:hint="eastAsia"/>
         </w:rPr>
-        <w:t>方法或直接暴露组件供控制器访问（代码中采用了</w:t>
-      </w:r>
-      <w:proofErr w:type="gramStart"/>
-      <w:r>
-        <w:rPr>
-          <w:rFonts w:hint="eastAsia"/>
-        </w:rPr>
-        <w:t>包级访问</w:t>
-      </w:r>
-      <w:proofErr w:type="gramEnd"/>
-      <w:r>
-        <w:rPr>
-          <w:rFonts w:hint="eastAsia"/>
-        </w:rPr>
-        <w:t>权限）。</w:t>
+        <w:t>方法或直接暴露组件供控制器访问（代码中采用了包级访问权限）。</w:t>
       </w:r>
     </w:p>
     <w:p>
@@ -1948,16 +1881,8 @@
         <w:rPr>
           <w:rFonts w:hint="eastAsia"/>
         </w:rPr>
-        <w:t>视图</w:t>
-      </w:r>
-      <w:proofErr w:type="gramStart"/>
-      <w:r>
-        <w:rPr>
-          <w:rFonts w:hint="eastAsia"/>
-        </w:rPr>
-        <w:t>层实现</w:t>
-      </w:r>
-      <w:proofErr w:type="gramEnd"/>
+        <w:t>视图层实现</w:t>
+      </w:r>
       <w:r>
         <w:t xml:space="preserve"> (</w:t>
       </w:r>
@@ -2739,7 +2664,6 @@
         </w:rPr>
         <w:t xml:space="preserve"> </w:t>
       </w:r>
-      <w:proofErr w:type="gramStart"/>
       <w:r>
         <w:rPr>
           <w:rStyle w:val="FunctionTok"/>
@@ -2750,14 +2674,7 @@
         <w:rPr>
           <w:rStyle w:val="OperatorTok"/>
         </w:rPr>
-        <w:t>(</w:t>
-      </w:r>
-      <w:proofErr w:type="gramEnd"/>
-      <w:r>
-        <w:rPr>
-          <w:rStyle w:val="OperatorTok"/>
-        </w:rPr>
-        <w:t>);</w:t>
+        <w:t>();</w:t>
       </w:r>
       <w:r>
         <w:br/>
@@ -2980,16 +2897,8 @@
         <w:rPr>
           <w:rFonts w:hint="eastAsia"/>
         </w:rPr>
-        <w:t>控制</w:t>
-      </w:r>
-      <w:proofErr w:type="gramStart"/>
-      <w:r>
-        <w:rPr>
-          <w:rFonts w:hint="eastAsia"/>
-        </w:rPr>
-        <w:t>层实现</w:t>
-      </w:r>
-      <w:proofErr w:type="gramEnd"/>
+        <w:t>控制层实现</w:t>
+      </w:r>
       <w:r>
         <w:t xml:space="preserve"> (</w:t>
       </w:r>
@@ -3646,7 +3555,6 @@
       <w:r>
         <w:br/>
       </w:r>
-      <w:proofErr w:type="gramStart"/>
       <w:r>
         <w:rPr>
           <w:rStyle w:val="NormalTok"/>
@@ -3662,7 +3570,6 @@
         </w:rPr>
         <w:t xml:space="preserve">            </w:t>
       </w:r>
-      <w:proofErr w:type="gramEnd"/>
       <w:r>
         <w:rPr>
           <w:rStyle w:val="CommentTok"/>
@@ -4517,16 +4424,8 @@
         <w:rPr>
           <w:rFonts w:hint="eastAsia"/>
         </w:rPr>
-        <w:t>模型</w:t>
-      </w:r>
-      <w:proofErr w:type="gramStart"/>
-      <w:r>
-        <w:rPr>
-          <w:rFonts w:hint="eastAsia"/>
-        </w:rPr>
-        <w:t>层实现</w:t>
-      </w:r>
-      <w:proofErr w:type="gramEnd"/>
+        <w:t>模型层实现</w:t>
+      </w:r>
       <w:r>
         <w:t xml:space="preserve"> (</w:t>
       </w:r>
@@ -4557,21 +4456,7 @@
         <w:rPr>
           <w:rFonts w:hint="eastAsia"/>
         </w:rPr>
-        <w:t>模型</w:t>
-      </w:r>
-      <w:proofErr w:type="gramStart"/>
-      <w:r>
-        <w:rPr>
-          <w:rFonts w:hint="eastAsia"/>
-        </w:rPr>
-        <w:t>层实现</w:t>
-      </w:r>
-      <w:proofErr w:type="gramEnd"/>
-      <w:r>
-        <w:rPr>
-          <w:rFonts w:hint="eastAsia"/>
-        </w:rPr>
-        <w:t>了核心算法。对于三角形，使用了经典的海伦公式。</w:t>
+        <w:t>模型层实现了核心算法。对于三角形，使用了经典的海伦公式。</w:t>
       </w:r>
     </w:p>
     <w:p>
@@ -5420,7 +5305,6 @@
         </w:rPr>
         <w:t xml:space="preserve"> </w:t>
       </w:r>
-      <w:proofErr w:type="gramStart"/>
       <w:r>
         <w:rPr>
           <w:rStyle w:val="FunctionTok"/>
@@ -5433,7 +5317,6 @@
         </w:rPr>
         <w:t>(</w:t>
       </w:r>
-      <w:proofErr w:type="gramEnd"/>
       <w:r>
         <w:rPr>
           <w:rStyle w:val="DataTypeTok"/>
@@ -5700,736 +5583,384 @@
         <w:rPr>
           <w:rFonts w:hint="eastAsia"/>
         </w:rPr>
-        <w:t>为了验证系统的健壮性，设计了以下测试用例（请在实验报告中粘贴对应的程序运行截图）：</w:t>
+        <w:t>为了验证系统的健壮性，设计了以下测试用例</w:t>
       </w:r>
     </w:p>
     <w:p>
       <w:pPr>
-        <w:widowControl/>
-        <w:numPr>
-          <w:ilvl w:val="0"/>
-          <w:numId w:val="5"/>
-        </w:numPr>
-        <w:spacing w:after="200"/>
-        <w:jc w:val="left"/>
-      </w:pPr>
-      <w:r>
-        <w:rPr>
-          <w:rFonts w:hint="eastAsia"/>
-          <w:b/>
-          <w:bCs/>
-        </w:rPr>
-        <w:t>正常测试</w:t>
-      </w:r>
-      <w:r>
-        <w:rPr>
-          <w:b/>
-          <w:bCs/>
-        </w:rPr>
-        <w:t xml:space="preserve"> - </w:t>
-      </w:r>
-      <w:r>
-        <w:rPr>
-          <w:rFonts w:hint="eastAsia"/>
-          <w:b/>
-          <w:bCs/>
-        </w:rPr>
-        <w:t>三角形</w:t>
-      </w:r>
-      <w:r>
-        <w:rPr>
-          <w:rFonts w:hint="eastAsia"/>
-        </w:rPr>
-        <w:t>：</w:t>
+        <w:pStyle w:val="3"/>
+      </w:pPr>
+      <w:bookmarkStart w:id="9" w:name="X48e1438b71dbc1a6fa51ebfb9c2d7e7a88575aa"/>
+      <w:bookmarkEnd w:id="8"/>
+      <w:r>
+        <w:rPr>
+          <w:noProof/>
+          <w:sz w:val="21"/>
+          <w:szCs w:val="22"/>
+        </w:rPr>
+        <w:lastRenderedPageBreak/>
+        <w:drawing>
+          <wp:inline distT="0" distB="0" distL="0" distR="0" wp14:anchorId="593A6174" wp14:editId="19B2F630">
+            <wp:extent cx="5274310" cy="2931160"/>
+            <wp:effectExtent l="0" t="0" r="2540" b="2540"/>
+            <wp:docPr id="6" name="图片 6"/>
+            <wp:cNvGraphicFramePr>
+              <a:graphicFrameLocks xmlns:a="http://schemas.openxmlformats.org/drawingml/2006/main" noChangeAspect="1"/>
+            </wp:cNvGraphicFramePr>
+            <a:graphic xmlns:a="http://schemas.openxmlformats.org/drawingml/2006/main">
+              <a:graphicData uri="http://schemas.openxmlformats.org/drawingml/2006/picture">
+                <pic:pic xmlns:pic="http://schemas.openxmlformats.org/drawingml/2006/picture">
+                  <pic:nvPicPr>
+                    <pic:cNvPr id="0" name="Picture 6"/>
+                    <pic:cNvPicPr>
+                      <a:picLocks noChangeAspect="1" noChangeArrowheads="1"/>
+                    </pic:cNvPicPr>
+                  </pic:nvPicPr>
+                  <pic:blipFill>
+                    <a:blip r:embed="rId6">
+                      <a:extLst>
+                        <a:ext uri="{28A0092B-C50C-407E-A947-70E740481C1C}">
+                          <a14:useLocalDpi xmlns:a14="http://schemas.microsoft.com/office/drawing/2010/main" val="0"/>
+                        </a:ext>
+                      </a:extLst>
+                    </a:blip>
+                    <a:srcRect/>
+                    <a:stretch>
+                      <a:fillRect/>
+                    </a:stretch>
+                  </pic:blipFill>
+                  <pic:spPr bwMode="auto">
+                    <a:xfrm>
+                      <a:off x="0" y="0"/>
+                      <a:ext cx="5274310" cy="2931160"/>
+                    </a:xfrm>
+                    <a:prstGeom prst="rect">
+                      <a:avLst/>
+                    </a:prstGeom>
+                    <a:noFill/>
+                    <a:ln>
+                      <a:noFill/>
+                    </a:ln>
+                  </pic:spPr>
+                </pic:pic>
+              </a:graphicData>
+            </a:graphic>
+          </wp:inline>
+        </w:drawing>
+      </w:r>
+      <w:r>
+        <w:rPr>
+          <w:noProof/>
+          <w:sz w:val="21"/>
+          <w:szCs w:val="22"/>
+        </w:rPr>
+        <w:drawing>
+          <wp:inline distT="0" distB="0" distL="0" distR="0" wp14:anchorId="2FB98771" wp14:editId="40EC5066">
+            <wp:extent cx="5274310" cy="2931160"/>
+            <wp:effectExtent l="0" t="0" r="2540" b="2540"/>
+            <wp:docPr id="5" name="图片 5"/>
+            <wp:cNvGraphicFramePr>
+              <a:graphicFrameLocks xmlns:a="http://schemas.openxmlformats.org/drawingml/2006/main" noChangeAspect="1"/>
+            </wp:cNvGraphicFramePr>
+            <a:graphic xmlns:a="http://schemas.openxmlformats.org/drawingml/2006/main">
+              <a:graphicData uri="http://schemas.openxmlformats.org/drawingml/2006/picture">
+                <pic:pic xmlns:pic="http://schemas.openxmlformats.org/drawingml/2006/picture">
+                  <pic:nvPicPr>
+                    <pic:cNvPr id="0" name="Picture 5"/>
+                    <pic:cNvPicPr>
+                      <a:picLocks noChangeAspect="1" noChangeArrowheads="1"/>
+                    </pic:cNvPicPr>
+                  </pic:nvPicPr>
+                  <pic:blipFill>
+                    <a:blip r:embed="rId7">
+                      <a:extLst>
+                        <a:ext uri="{28A0092B-C50C-407E-A947-70E740481C1C}">
+                          <a14:useLocalDpi xmlns:a14="http://schemas.microsoft.com/office/drawing/2010/main" val="0"/>
+                        </a:ext>
+                      </a:extLst>
+                    </a:blip>
+                    <a:srcRect/>
+                    <a:stretch>
+                      <a:fillRect/>
+                    </a:stretch>
+                  </pic:blipFill>
+                  <pic:spPr bwMode="auto">
+                    <a:xfrm>
+                      <a:off x="0" y="0"/>
+                      <a:ext cx="5274310" cy="2931160"/>
+                    </a:xfrm>
+                    <a:prstGeom prst="rect">
+                      <a:avLst/>
+                    </a:prstGeom>
+                    <a:noFill/>
+                    <a:ln>
+                      <a:noFill/>
+                    </a:ln>
+                  </pic:spPr>
+                </pic:pic>
+              </a:graphicData>
+            </a:graphic>
+          </wp:inline>
+        </w:drawing>
+      </w:r>
+      <w:r>
+        <w:rPr>
+          <w:noProof/>
+          <w:sz w:val="21"/>
+          <w:szCs w:val="22"/>
+        </w:rPr>
+        <w:lastRenderedPageBreak/>
+        <w:drawing>
+          <wp:inline distT="0" distB="0" distL="0" distR="0" wp14:anchorId="7B8DCDE4" wp14:editId="41E65F87">
+            <wp:extent cx="5274310" cy="2931160"/>
+            <wp:effectExtent l="0" t="0" r="2540" b="2540"/>
+            <wp:docPr id="4" name="图片 4"/>
+            <wp:cNvGraphicFramePr>
+              <a:graphicFrameLocks xmlns:a="http://schemas.openxmlformats.org/drawingml/2006/main" noChangeAspect="1"/>
+            </wp:cNvGraphicFramePr>
+            <a:graphic xmlns:a="http://schemas.openxmlformats.org/drawingml/2006/main">
+              <a:graphicData uri="http://schemas.openxmlformats.org/drawingml/2006/picture">
+                <pic:pic xmlns:pic="http://schemas.openxmlformats.org/drawingml/2006/picture">
+                  <pic:nvPicPr>
+                    <pic:cNvPr id="0" name="Picture 4"/>
+                    <pic:cNvPicPr>
+                      <a:picLocks noChangeAspect="1" noChangeArrowheads="1"/>
+                    </pic:cNvPicPr>
+                  </pic:nvPicPr>
+                  <pic:blipFill>
+                    <a:blip r:embed="rId8">
+                      <a:extLst>
+                        <a:ext uri="{28A0092B-C50C-407E-A947-70E740481C1C}">
+                          <a14:useLocalDpi xmlns:a14="http://schemas.microsoft.com/office/drawing/2010/main" val="0"/>
+                        </a:ext>
+                      </a:extLst>
+                    </a:blip>
+                    <a:srcRect/>
+                    <a:stretch>
+                      <a:fillRect/>
+                    </a:stretch>
+                  </pic:blipFill>
+                  <pic:spPr bwMode="auto">
+                    <a:xfrm>
+                      <a:off x="0" y="0"/>
+                      <a:ext cx="5274310" cy="2931160"/>
+                    </a:xfrm>
+                    <a:prstGeom prst="rect">
+                      <a:avLst/>
+                    </a:prstGeom>
+                    <a:noFill/>
+                    <a:ln>
+                      <a:noFill/>
+                    </a:ln>
+                  </pic:spPr>
+                </pic:pic>
+              </a:graphicData>
+            </a:graphic>
+          </wp:inline>
+        </w:drawing>
+      </w:r>
+      <w:r>
+        <w:rPr>
+          <w:noProof/>
+          <w:sz w:val="21"/>
+          <w:szCs w:val="22"/>
+        </w:rPr>
+        <w:drawing>
+          <wp:inline distT="0" distB="0" distL="0" distR="0" wp14:anchorId="0A20ADDA" wp14:editId="19C43426">
+            <wp:extent cx="5274310" cy="2931160"/>
+            <wp:effectExtent l="0" t="0" r="2540" b="2540"/>
+            <wp:docPr id="3" name="图片 3"/>
+            <wp:cNvGraphicFramePr>
+              <a:graphicFrameLocks xmlns:a="http://schemas.openxmlformats.org/drawingml/2006/main" noChangeAspect="1"/>
+            </wp:cNvGraphicFramePr>
+            <a:graphic xmlns:a="http://schemas.openxmlformats.org/drawingml/2006/main">
+              <a:graphicData uri="http://schemas.openxmlformats.org/drawingml/2006/picture">
+                <pic:pic xmlns:pic="http://schemas.openxmlformats.org/drawingml/2006/picture">
+                  <pic:nvPicPr>
+                    <pic:cNvPr id="0" name="Picture 3"/>
+                    <pic:cNvPicPr>
+                      <a:picLocks noChangeAspect="1" noChangeArrowheads="1"/>
+                    </pic:cNvPicPr>
+                  </pic:nvPicPr>
+                  <pic:blipFill>
+                    <a:blip r:embed="rId9">
+                      <a:extLst>
+                        <a:ext uri="{28A0092B-C50C-407E-A947-70E740481C1C}">
+                          <a14:useLocalDpi xmlns:a14="http://schemas.microsoft.com/office/drawing/2010/main" val="0"/>
+                        </a:ext>
+                      </a:extLst>
+                    </a:blip>
+                    <a:srcRect/>
+                    <a:stretch>
+                      <a:fillRect/>
+                    </a:stretch>
+                  </pic:blipFill>
+                  <pic:spPr bwMode="auto">
+                    <a:xfrm>
+                      <a:off x="0" y="0"/>
+                      <a:ext cx="5274310" cy="2931160"/>
+                    </a:xfrm>
+                    <a:prstGeom prst="rect">
+                      <a:avLst/>
+                    </a:prstGeom>
+                    <a:noFill/>
+                    <a:ln>
+                      <a:noFill/>
+                    </a:ln>
+                  </pic:spPr>
+                </pic:pic>
+              </a:graphicData>
+            </a:graphic>
+          </wp:inline>
+        </w:drawing>
+      </w:r>
+      <w:r>
+        <w:rPr>
+          <w:noProof/>
+          <w:sz w:val="21"/>
+          <w:szCs w:val="22"/>
+        </w:rPr>
+        <w:lastRenderedPageBreak/>
+        <w:drawing>
+          <wp:inline distT="0" distB="0" distL="0" distR="0" wp14:anchorId="22BA27CA" wp14:editId="09278C07">
+            <wp:extent cx="5274310" cy="2931160"/>
+            <wp:effectExtent l="0" t="0" r="2540" b="2540"/>
+            <wp:docPr id="2" name="图片 2"/>
+            <wp:cNvGraphicFramePr>
+              <a:graphicFrameLocks xmlns:a="http://schemas.openxmlformats.org/drawingml/2006/main" noChangeAspect="1"/>
+            </wp:cNvGraphicFramePr>
+            <a:graphic xmlns:a="http://schemas.openxmlformats.org/drawingml/2006/main">
+              <a:graphicData uri="http://schemas.openxmlformats.org/drawingml/2006/picture">
+                <pic:pic xmlns:pic="http://schemas.openxmlformats.org/drawingml/2006/picture">
+                  <pic:nvPicPr>
+                    <pic:cNvPr id="0" name="Picture 2"/>
+                    <pic:cNvPicPr>
+                      <a:picLocks noChangeAspect="1" noChangeArrowheads="1"/>
+                    </pic:cNvPicPr>
+                  </pic:nvPicPr>
+                  <pic:blipFill>
+                    <a:blip r:embed="rId10">
+                      <a:extLst>
+                        <a:ext uri="{28A0092B-C50C-407E-A947-70E740481C1C}">
+                          <a14:useLocalDpi xmlns:a14="http://schemas.microsoft.com/office/drawing/2010/main" val="0"/>
+                        </a:ext>
+                      </a:extLst>
+                    </a:blip>
+                    <a:srcRect/>
+                    <a:stretch>
+                      <a:fillRect/>
+                    </a:stretch>
+                  </pic:blipFill>
+                  <pic:spPr bwMode="auto">
+                    <a:xfrm>
+                      <a:off x="0" y="0"/>
+                      <a:ext cx="5274310" cy="2931160"/>
+                    </a:xfrm>
+                    <a:prstGeom prst="rect">
+                      <a:avLst/>
+                    </a:prstGeom>
+                    <a:noFill/>
+                    <a:ln>
+                      <a:noFill/>
+                    </a:ln>
+                  </pic:spPr>
+                </pic:pic>
+              </a:graphicData>
+            </a:graphic>
+          </wp:inline>
+        </w:drawing>
+      </w:r>
+      <w:r>
+        <w:rPr>
+          <w:noProof/>
+          <w:sz w:val="21"/>
+          <w:szCs w:val="22"/>
+        </w:rPr>
+        <w:drawing>
+          <wp:inline distT="0" distB="0" distL="0" distR="0" wp14:anchorId="5A952E92" wp14:editId="6C6B174C">
+            <wp:extent cx="5274310" cy="2931160"/>
+            <wp:effectExtent l="0" t="0" r="2540" b="2540"/>
+            <wp:docPr id="1" name="图片 1"/>
+            <wp:cNvGraphicFramePr>
+              <a:graphicFrameLocks xmlns:a="http://schemas.openxmlformats.org/drawingml/2006/main" noChangeAspect="1"/>
+            </wp:cNvGraphicFramePr>
+            <a:graphic xmlns:a="http://schemas.openxmlformats.org/drawingml/2006/main">
+              <a:graphicData uri="http://schemas.openxmlformats.org/drawingml/2006/picture">
+                <pic:pic xmlns:pic="http://schemas.openxmlformats.org/drawingml/2006/picture">
+                  <pic:nvPicPr>
+                    <pic:cNvPr id="0" name="Picture 1"/>
+                    <pic:cNvPicPr>
+                      <a:picLocks noChangeAspect="1" noChangeArrowheads="1"/>
+                    </pic:cNvPicPr>
+                  </pic:nvPicPr>
+                  <pic:blipFill>
+                    <a:blip r:embed="rId11">
+                      <a:extLst>
+                        <a:ext uri="{28A0092B-C50C-407E-A947-70E740481C1C}">
+                          <a14:useLocalDpi xmlns:a14="http://schemas.microsoft.com/office/drawing/2010/main" val="0"/>
+                        </a:ext>
+                      </a:extLst>
+                    </a:blip>
+                    <a:srcRect/>
+                    <a:stretch>
+                      <a:fillRect/>
+                    </a:stretch>
+                  </pic:blipFill>
+                  <pic:spPr bwMode="auto">
+                    <a:xfrm>
+                      <a:off x="0" y="0"/>
+                      <a:ext cx="5274310" cy="2931160"/>
+                    </a:xfrm>
+                    <a:prstGeom prst="rect">
+                      <a:avLst/>
+                    </a:prstGeom>
+                    <a:noFill/>
+                    <a:ln>
+                      <a:noFill/>
+                    </a:ln>
+                  </pic:spPr>
+                </pic:pic>
+              </a:graphicData>
+            </a:graphic>
+          </wp:inline>
+        </w:drawing>
+      </w:r>
+      <w:r>
+        <w:t xml:space="preserve">5. </w:t>
+      </w:r>
+      <w:r>
+        <w:rPr>
+          <w:rFonts w:hint="eastAsia"/>
+        </w:rPr>
+        <w:t>分析与思考</w:t>
       </w:r>
     </w:p>
     <w:p>
       <w:pPr>
-        <w:widowControl/>
-        <w:numPr>
-          <w:ilvl w:val="1"/>
-          <w:numId w:val="3"/>
-        </w:numPr>
-        <w:spacing w:after="200"/>
-        <w:jc w:val="left"/>
-      </w:pPr>
-      <w:r>
-        <w:rPr>
-          <w:rFonts w:hint="eastAsia"/>
-          <w:b/>
-          <w:bCs/>
-        </w:rPr>
-        <w:t>输入</w:t>
-      </w:r>
-      <w:r>
-        <w:rPr>
-          <w:rFonts w:hint="eastAsia"/>
-        </w:rPr>
-        <w:t>：边长</w:t>
-      </w:r>
-      <w:r>
-        <w:t xml:space="preserve"> A=3, B=4, C=5</w:t>
+        <w:pStyle w:val="FirstParagraph"/>
+      </w:pPr>
+      <w:r>
+        <w:rPr>
+          <w:rFonts w:hint="eastAsia"/>
+        </w:rPr>
+        <w:t>本次实训虽然完成了一个基础的图形计算器，但结合我在</w:t>
+      </w:r>
+      <w:r>
+        <w:t xml:space="preserve"> ACM/ICPC </w:t>
+      </w:r>
+      <w:r>
+        <w:rPr>
+          <w:rFonts w:hint="eastAsia"/>
+        </w:rPr>
+        <w:t>程序设计竞赛中的学习经验，对本项目的代码实现与底层算法有更深层次的思考。</w:t>
       </w:r>
     </w:p>
     <w:p>
       <w:pPr>
-        <w:widowControl/>
-        <w:numPr>
-          <w:ilvl w:val="1"/>
-          <w:numId w:val="3"/>
-        </w:numPr>
-        <w:spacing w:after="200"/>
-        <w:jc w:val="left"/>
-      </w:pPr>
-      <w:r>
-        <w:rPr>
-          <w:rFonts w:hint="eastAsia"/>
-          <w:b/>
-          <w:bCs/>
-        </w:rPr>
-        <w:t>预期输出</w:t>
-      </w:r>
-      <w:r>
-        <w:rPr>
-          <w:rFonts w:hint="eastAsia"/>
-        </w:rPr>
-        <w:t>：面积</w:t>
-      </w:r>
-      <w:r>
-        <w:t xml:space="preserve"> 6.00</w:t>
-      </w:r>
-    </w:p>
-    <w:p>
-      <w:pPr>
-        <w:widowControl/>
-        <w:numPr>
-          <w:ilvl w:val="1"/>
-          <w:numId w:val="3"/>
-        </w:numPr>
-        <w:spacing w:after="200"/>
-        <w:jc w:val="left"/>
-      </w:pPr>
-      <w:r>
-        <w:rPr>
-          <w:rFonts w:hint="eastAsia"/>
-          <w:b/>
-          <w:bCs/>
-        </w:rPr>
-        <w:t>结果</w:t>
-      </w:r>
-      <w:r>
-        <w:rPr>
-          <w:rFonts w:hint="eastAsia"/>
-        </w:rPr>
-        <w:t>：程序显示</w:t>
-      </w:r>
-      <w:r>
-        <w:t xml:space="preserve"> </w:t>
-      </w:r>
-      <w:r>
-        <w:rPr>
-          <w:rFonts w:hint="eastAsia"/>
-        </w:rPr>
-        <w:t>"</w:t>
-      </w:r>
-      <w:r>
-        <w:rPr>
-          <w:rFonts w:hint="eastAsia"/>
-        </w:rPr>
-        <w:t>三角形</w:t>
-      </w:r>
-      <w:r>
-        <w:t xml:space="preserve"> (3.0,4.0,5.0) </w:t>
-      </w:r>
-      <w:r>
-        <w:rPr>
-          <w:rFonts w:hint="eastAsia"/>
-        </w:rPr>
-        <w:t>面积</w:t>
-      </w:r>
-      <w:r>
-        <w:rPr>
-          <w:rFonts w:hint="eastAsia"/>
-        </w:rPr>
-        <w:t>:</w:t>
-      </w:r>
-      <w:r>
-        <w:t xml:space="preserve"> </w:t>
-      </w:r>
-      <w:r>
-        <w:rPr>
-          <w:rFonts w:hint="eastAsia"/>
-        </w:rPr>
-        <w:t>6.00"</w:t>
-      </w:r>
-      <w:r>
-        <w:rPr>
-          <w:rFonts w:hint="eastAsia"/>
-        </w:rPr>
-        <w:t>。系统正确识别勾股数三角形。</w:t>
-      </w:r>
-    </w:p>
-    <w:p>
-      <w:pPr>
-        <w:widowControl/>
-        <w:numPr>
-          <w:ilvl w:val="0"/>
-          <w:numId w:val="5"/>
-        </w:numPr>
-        <w:spacing w:after="200"/>
-        <w:jc w:val="left"/>
-      </w:pPr>
-      <w:r>
-        <w:rPr>
-          <w:rFonts w:hint="eastAsia"/>
-          <w:b/>
-          <w:bCs/>
-        </w:rPr>
-        <w:t>边界值测试</w:t>
-      </w:r>
-      <w:r>
-        <w:rPr>
-          <w:b/>
-          <w:bCs/>
-        </w:rPr>
-        <w:t xml:space="preserve"> - </w:t>
-      </w:r>
-      <w:r>
-        <w:rPr>
-          <w:rFonts w:hint="eastAsia"/>
-          <w:b/>
-          <w:bCs/>
-        </w:rPr>
-        <w:t>无法构成三角形</w:t>
-      </w:r>
-      <w:r>
-        <w:rPr>
-          <w:rFonts w:hint="eastAsia"/>
-        </w:rPr>
-        <w:t>：</w:t>
-      </w:r>
-    </w:p>
-    <w:p>
-      <w:pPr>
-        <w:widowControl/>
-        <w:numPr>
-          <w:ilvl w:val="1"/>
-          <w:numId w:val="3"/>
-        </w:numPr>
-        <w:spacing w:after="200"/>
-        <w:jc w:val="left"/>
-      </w:pPr>
-      <w:r>
-        <w:rPr>
-          <w:rFonts w:hint="eastAsia"/>
-          <w:b/>
-          <w:bCs/>
-        </w:rPr>
-        <w:t>输入</w:t>
-      </w:r>
-      <w:r>
-        <w:rPr>
-          <w:rFonts w:hint="eastAsia"/>
-        </w:rPr>
-        <w:t>：边长</w:t>
-      </w:r>
-      <w:r>
-        <w:t xml:space="preserve"> A=1, B=2, C=10</w:t>
-      </w:r>
-    </w:p>
-    <w:p>
-      <w:pPr>
-        <w:widowControl/>
-        <w:numPr>
-          <w:ilvl w:val="1"/>
-          <w:numId w:val="3"/>
-        </w:numPr>
-        <w:spacing w:after="200"/>
-        <w:jc w:val="left"/>
-      </w:pPr>
-      <w:r>
-        <w:rPr>
-          <w:rFonts w:hint="eastAsia"/>
-          <w:b/>
-          <w:bCs/>
-        </w:rPr>
-        <w:t>预期输出</w:t>
-      </w:r>
-      <w:r>
-        <w:rPr>
-          <w:rFonts w:hint="eastAsia"/>
-        </w:rPr>
-        <w:t>：错误提示</w:t>
-      </w:r>
-    </w:p>
-    <w:p>
-      <w:pPr>
-        <w:widowControl/>
-        <w:numPr>
-          <w:ilvl w:val="1"/>
-          <w:numId w:val="3"/>
-        </w:numPr>
-        <w:spacing w:after="200"/>
-        <w:jc w:val="left"/>
-      </w:pPr>
-      <w:r>
-        <w:rPr>
-          <w:rFonts w:hint="eastAsia"/>
-          <w:b/>
-          <w:bCs/>
-        </w:rPr>
-        <w:t>结果</w:t>
-      </w:r>
-      <w:r>
-        <w:rPr>
-          <w:rFonts w:hint="eastAsia"/>
-        </w:rPr>
-        <w:t>：程序捕获异常，显示</w:t>
-      </w:r>
-      <w:r>
-        <w:t xml:space="preserve"> </w:t>
-      </w:r>
-      <w:r>
-        <w:rPr>
-          <w:rFonts w:hint="eastAsia"/>
-        </w:rPr>
-        <w:t>"</w:t>
-      </w:r>
-      <w:r>
-        <w:rPr>
-          <w:rFonts w:hint="eastAsia"/>
-        </w:rPr>
-        <w:t>错误：无法构成三角形</w:t>
-      </w:r>
-      <w:r>
-        <w:rPr>
-          <w:rFonts w:hint="eastAsia"/>
-        </w:rPr>
-        <w:t>"</w:t>
-      </w:r>
-      <w:r>
-        <w:rPr>
-          <w:rFonts w:hint="eastAsia"/>
-        </w:rPr>
-        <w:t>。验证了</w:t>
-      </w:r>
-      <w:r>
-        <w:t xml:space="preserve"> </w:t>
-      </w:r>
-      <w:r>
-        <w:rPr>
-          <w:rStyle w:val="VerbatimChar"/>
-        </w:rPr>
-        <w:t>Triangle</w:t>
-      </w:r>
-      <w:r>
-        <w:t xml:space="preserve"> </w:t>
-      </w:r>
-      <w:r>
-        <w:rPr>
-          <w:rFonts w:hint="eastAsia"/>
-        </w:rPr>
-        <w:t>类中的逻辑判断生效。</w:t>
-      </w:r>
-    </w:p>
-    <w:p>
-      <w:pPr>
-        <w:widowControl/>
-        <w:numPr>
-          <w:ilvl w:val="0"/>
-          <w:numId w:val="5"/>
-        </w:numPr>
-        <w:spacing w:after="200"/>
-        <w:jc w:val="left"/>
-      </w:pPr>
-      <w:r>
-        <w:rPr>
-          <w:rFonts w:hint="eastAsia"/>
-          <w:b/>
-          <w:bCs/>
-        </w:rPr>
-        <w:t>异常输入测试</w:t>
-      </w:r>
-      <w:r>
-        <w:rPr>
-          <w:b/>
-          <w:bCs/>
-        </w:rPr>
-        <w:t xml:space="preserve"> - </w:t>
-      </w:r>
-      <w:r>
-        <w:rPr>
-          <w:rFonts w:hint="eastAsia"/>
-          <w:b/>
-          <w:bCs/>
-        </w:rPr>
-        <w:t>非数字字符</w:t>
-      </w:r>
-      <w:r>
-        <w:rPr>
-          <w:rFonts w:hint="eastAsia"/>
-        </w:rPr>
-        <w:t>：</w:t>
-      </w:r>
-    </w:p>
-    <w:p>
-      <w:pPr>
-        <w:widowControl/>
-        <w:numPr>
-          <w:ilvl w:val="1"/>
-          <w:numId w:val="3"/>
-        </w:numPr>
-        <w:spacing w:after="200"/>
-        <w:jc w:val="left"/>
-      </w:pPr>
-      <w:r>
-        <w:rPr>
-          <w:rFonts w:hint="eastAsia"/>
-          <w:b/>
-          <w:bCs/>
-        </w:rPr>
-        <w:t>输入</w:t>
-      </w:r>
-      <w:r>
-        <w:rPr>
-          <w:rFonts w:hint="eastAsia"/>
-        </w:rPr>
-        <w:t>：宽</w:t>
-      </w:r>
-      <w:r>
-        <w:rPr>
-          <w:rFonts w:hint="eastAsia"/>
-        </w:rPr>
-        <w:t>="abc",</w:t>
-      </w:r>
-      <w:r>
-        <w:t xml:space="preserve"> </w:t>
-      </w:r>
-      <w:r>
-        <w:rPr>
-          <w:rFonts w:hint="eastAsia"/>
-        </w:rPr>
-        <w:t>高</w:t>
-      </w:r>
-      <w:r>
-        <w:rPr>
-          <w:rFonts w:hint="eastAsia"/>
-        </w:rPr>
-        <w:t>=10</w:t>
-      </w:r>
-    </w:p>
-    <w:p>
-      <w:pPr>
-        <w:widowControl/>
-        <w:numPr>
-          <w:ilvl w:val="1"/>
-          <w:numId w:val="3"/>
-        </w:numPr>
-        <w:spacing w:after="200"/>
-        <w:jc w:val="left"/>
-      </w:pPr>
-      <w:r>
-        <w:rPr>
-          <w:rFonts w:hint="eastAsia"/>
-          <w:b/>
-          <w:bCs/>
-        </w:rPr>
-        <w:t>预期输出</w:t>
-      </w:r>
-      <w:r>
-        <w:rPr>
-          <w:rFonts w:hint="eastAsia"/>
-        </w:rPr>
-        <w:t>：数字格式化错误</w:t>
-      </w:r>
-    </w:p>
-    <w:p>
-      <w:pPr>
-        <w:widowControl/>
-        <w:numPr>
-          <w:ilvl w:val="1"/>
-          <w:numId w:val="3"/>
-        </w:numPr>
-        <w:spacing w:after="200"/>
-        <w:jc w:val="left"/>
-      </w:pPr>
-      <w:r>
-        <w:rPr>
-          <w:rFonts w:hint="eastAsia"/>
-          <w:b/>
-          <w:bCs/>
-        </w:rPr>
-        <w:t>结果</w:t>
-      </w:r>
-      <w:r>
-        <w:rPr>
-          <w:rFonts w:hint="eastAsia"/>
-        </w:rPr>
-        <w:t>：程序捕获</w:t>
-      </w:r>
-      <w:r>
-        <w:t xml:space="preserve"> </w:t>
-      </w:r>
-      <w:r>
-        <w:rPr>
-          <w:rStyle w:val="VerbatimChar"/>
-        </w:rPr>
-        <w:t>NumberFormatException</w:t>
-      </w:r>
-      <w:r>
-        <w:rPr>
-          <w:rFonts w:hint="eastAsia"/>
-        </w:rPr>
-        <w:t>，显示</w:t>
-      </w:r>
-      <w:r>
-        <w:t xml:space="preserve"> </w:t>
-      </w:r>
-      <w:r>
-        <w:rPr>
-          <w:rFonts w:hint="eastAsia"/>
-        </w:rPr>
-        <w:t>"</w:t>
-      </w:r>
-      <w:r>
-        <w:rPr>
-          <w:rFonts w:hint="eastAsia"/>
-        </w:rPr>
-        <w:t>错误：请输入有效的数字！</w:t>
-      </w:r>
-      <w:r>
-        <w:rPr>
-          <w:rFonts w:hint="eastAsia"/>
-        </w:rPr>
-        <w:t>"</w:t>
-      </w:r>
-      <w:r>
-        <w:rPr>
-          <w:rFonts w:hint="eastAsia"/>
-        </w:rPr>
-        <w:t>。验证了控制层的容错机制。</w:t>
-      </w:r>
-    </w:p>
-    <w:p>
-      <w:pPr>
-        <w:widowControl/>
-        <w:numPr>
-          <w:ilvl w:val="0"/>
-          <w:numId w:val="5"/>
-        </w:numPr>
-        <w:spacing w:after="200"/>
-        <w:jc w:val="left"/>
-      </w:pPr>
-      <w:r>
-        <w:rPr>
-          <w:rFonts w:hint="eastAsia"/>
-          <w:b/>
-          <w:bCs/>
-        </w:rPr>
-        <w:t>正常测试</w:t>
-      </w:r>
-      <w:r>
-        <w:rPr>
-          <w:b/>
-          <w:bCs/>
-        </w:rPr>
-        <w:t xml:space="preserve"> - </w:t>
-      </w:r>
-      <w:r>
-        <w:rPr>
-          <w:rFonts w:hint="eastAsia"/>
-          <w:b/>
-          <w:bCs/>
-        </w:rPr>
-        <w:t>菱形</w:t>
-      </w:r>
-      <w:r>
-        <w:rPr>
-          <w:rFonts w:hint="eastAsia"/>
-        </w:rPr>
-        <w:t>：</w:t>
-      </w:r>
-    </w:p>
-    <w:p>
-      <w:pPr>
-        <w:widowControl/>
-        <w:numPr>
-          <w:ilvl w:val="1"/>
-          <w:numId w:val="3"/>
-        </w:numPr>
-        <w:spacing w:after="200"/>
-        <w:jc w:val="left"/>
-      </w:pPr>
-      <w:r>
-        <w:rPr>
-          <w:rFonts w:hint="eastAsia"/>
-          <w:b/>
-          <w:bCs/>
-        </w:rPr>
-        <w:t>输入</w:t>
-      </w:r>
-      <w:r>
-        <w:rPr>
-          <w:rFonts w:hint="eastAsia"/>
-        </w:rPr>
-        <w:t>：对角线</w:t>
-      </w:r>
-      <w:r>
-        <w:t xml:space="preserve"> D1=10, D2=20</w:t>
-      </w:r>
-    </w:p>
-    <w:p>
-      <w:pPr>
-        <w:widowControl/>
-        <w:numPr>
-          <w:ilvl w:val="1"/>
-          <w:numId w:val="3"/>
-        </w:numPr>
-        <w:spacing w:after="200"/>
-        <w:jc w:val="left"/>
-      </w:pPr>
-      <w:r>
-        <w:rPr>
-          <w:rFonts w:hint="eastAsia"/>
-          <w:b/>
-          <w:bCs/>
-        </w:rPr>
-        <w:t>预期输出</w:t>
-      </w:r>
-      <w:r>
-        <w:rPr>
-          <w:rFonts w:hint="eastAsia"/>
-        </w:rPr>
-        <w:t>：面积</w:t>
-      </w:r>
-      <w:r>
-        <w:t xml:space="preserve"> 100.00</w:t>
-      </w:r>
-    </w:p>
-    <w:p>
-      <w:pPr>
-        <w:widowControl/>
-        <w:numPr>
-          <w:ilvl w:val="1"/>
-          <w:numId w:val="3"/>
-        </w:numPr>
-        <w:spacing w:after="200"/>
-        <w:jc w:val="left"/>
-      </w:pPr>
-      <w:r>
-        <w:rPr>
-          <w:rFonts w:hint="eastAsia"/>
-          <w:b/>
-          <w:bCs/>
-        </w:rPr>
-        <w:t>结果</w:t>
-      </w:r>
-      <w:r>
-        <w:rPr>
-          <w:rFonts w:hint="eastAsia"/>
-        </w:rPr>
-        <w:t>：程序显示</w:t>
-      </w:r>
-      <w:r>
-        <w:t xml:space="preserve"> </w:t>
-      </w:r>
-      <w:r>
-        <w:rPr>
-          <w:rFonts w:hint="eastAsia"/>
-        </w:rPr>
-        <w:t>"</w:t>
-      </w:r>
-      <w:r>
-        <w:rPr>
-          <w:rFonts w:hint="eastAsia"/>
-        </w:rPr>
-        <w:t>菱形</w:t>
-      </w:r>
-      <w:r>
-        <w:rPr>
-          <w:rFonts w:hint="eastAsia"/>
-        </w:rPr>
-        <w:t>...</w:t>
-      </w:r>
-      <w:r>
-        <w:t xml:space="preserve"> </w:t>
-      </w:r>
-      <w:r>
-        <w:rPr>
-          <w:rFonts w:hint="eastAsia"/>
-        </w:rPr>
-        <w:t>面积</w:t>
-      </w:r>
-      <w:r>
-        <w:rPr>
-          <w:rFonts w:hint="eastAsia"/>
-        </w:rPr>
-        <w:t>:</w:t>
-      </w:r>
-      <w:r>
-        <w:t xml:space="preserve"> 100.00"</w:t>
-      </w:r>
-      <w:r>
-        <w:t>。</w:t>
-      </w:r>
-    </w:p>
-    <w:p>
-      <w:pPr>
-        <w:pStyle w:val="3"/>
-      </w:pPr>
-      <w:bookmarkStart w:id="9" w:name="X48e1438b71dbc1a6fa51ebfb9c2d7e7a88575aa"/>
-      <w:bookmarkEnd w:id="8"/>
-      <w:r>
-        <w:t xml:space="preserve">5. </w:t>
-      </w:r>
-      <w:r>
-        <w:rPr>
-          <w:rFonts w:hint="eastAsia"/>
-        </w:rPr>
-        <w:t>分析与思考</w:t>
-      </w:r>
-    </w:p>
-    <w:p>
-      <w:pPr>
-        <w:pStyle w:val="FirstParagraph"/>
-      </w:pPr>
-      <w:r>
-        <w:rPr>
-          <w:rFonts w:hint="eastAsia"/>
-        </w:rPr>
-        <w:t>本次实</w:t>
-      </w:r>
-      <w:proofErr w:type="gramStart"/>
-      <w:r>
-        <w:rPr>
-          <w:rFonts w:hint="eastAsia"/>
-        </w:rPr>
-        <w:t>训虽然</w:t>
-      </w:r>
-      <w:proofErr w:type="gramEnd"/>
-      <w:r>
-        <w:rPr>
-          <w:rFonts w:hint="eastAsia"/>
-        </w:rPr>
-        <w:t>完成了一个基础的图形计算器，但结合我在</w:t>
-      </w:r>
-      <w:r>
-        <w:t xml:space="preserve"> ACM/ICPC </w:t>
-      </w:r>
-      <w:r>
-        <w:rPr>
-          <w:rFonts w:hint="eastAsia"/>
-        </w:rPr>
-        <w:t>程序设计竞赛中的学习经验，对本项目的代码实现与底层算法有更深层次的思考。</w:t>
-      </w:r>
-    </w:p>
-    <w:p>
-      <w:pPr>
         <w:pStyle w:val="4"/>
       </w:pPr>
       <w:bookmarkStart w:id="10" w:name="X579bf38b5f23d081bd3ed01b37fe44e1247a22b"/>
       <w:r>
-        <w:lastRenderedPageBreak/>
         <w:t xml:space="preserve">5.1 </w:t>
       </w:r>
       <w:r>
@@ -6643,21 +6174,14 @@
         <w:rPr>
           <w:rFonts w:hint="eastAsia"/>
         </w:rPr>
+        <w:lastRenderedPageBreak/>
         <w:t>判断相等：</w:t>
       </w:r>
-      <w:proofErr w:type="gramStart"/>
       <w:r>
         <w:rPr>
           <w:rStyle w:val="VerbatimChar"/>
         </w:rPr>
-        <w:t>Math.abs(</w:t>
-      </w:r>
-      <w:proofErr w:type="gramEnd"/>
-      <w:r>
-        <w:rPr>
-          <w:rStyle w:val="VerbatimChar"/>
-        </w:rPr>
-        <w:t>a - b) &lt; EPS</w:t>
+        <w:t>Math.abs(a - b) &lt; EPS</w:t>
       </w:r>
     </w:p>
     <w:p>
@@ -7011,49 +6535,7 @@
         <w:rPr>
           <w:rFonts w:hint="eastAsia"/>
         </w:rPr>
-        <w:t>竞赛中，如果遇到极端的“针形三角形”（即两边极大，</w:t>
-      </w:r>
-      <w:proofErr w:type="gramStart"/>
-      <w:r>
-        <w:rPr>
-          <w:rFonts w:hint="eastAsia"/>
-        </w:rPr>
-        <w:t>第三边极小</w:t>
-      </w:r>
-      <w:proofErr w:type="gramEnd"/>
-      <w:r>
-        <w:rPr>
-          <w:rFonts w:hint="eastAsia"/>
-        </w:rPr>
-        <w:t>，或者三</w:t>
-      </w:r>
-      <w:proofErr w:type="gramStart"/>
-      <w:r>
-        <w:rPr>
-          <w:rFonts w:hint="eastAsia"/>
-        </w:rPr>
-        <w:t>边非常</w:t>
-      </w:r>
-      <w:proofErr w:type="gramEnd"/>
-      <w:r>
-        <w:rPr>
-          <w:rFonts w:hint="eastAsia"/>
-        </w:rPr>
-        <w:t>接近），标准海伦公式可能会因为大数</w:t>
-      </w:r>
-      <w:proofErr w:type="gramStart"/>
-      <w:r>
-        <w:rPr>
-          <w:rFonts w:hint="eastAsia"/>
-        </w:rPr>
-        <w:t>减小数</w:t>
-      </w:r>
-      <w:proofErr w:type="gramEnd"/>
-      <w:r>
-        <w:rPr>
-          <w:rFonts w:hint="eastAsia"/>
-        </w:rPr>
-        <w:t>造成精度崩塌。</w:t>
+        <w:t>竞赛中，如果遇到极端的“针形三角形”（即两边极大，第三边极小，或者三边非常接近），标准海伦公式可能会因为大数减小数造成精度崩塌。</w:t>
       </w:r>
       <w:r>
         <w:br/>
@@ -7102,7 +6584,6 @@
       <w:r>
         <w:t xml:space="preserve"> </w:t>
       </w:r>
-      <w:proofErr w:type="gramStart"/>
       <w:r>
         <w:rPr>
           <w:rFonts w:hint="eastAsia"/>
@@ -7111,7 +6592,6 @@
         </w:rPr>
         <w:t>叉积</w:t>
       </w:r>
-      <w:proofErr w:type="gramEnd"/>
       <w:r>
         <w:rPr>
           <w:b/>
@@ -7264,21 +6744,7 @@
         <w:rPr>
           <w:rFonts w:hint="eastAsia"/>
         </w:rPr>
-        <w:t>，即利用</w:t>
-      </w:r>
-      <w:proofErr w:type="gramStart"/>
-      <w:r>
-        <w:rPr>
-          <w:rFonts w:hint="eastAsia"/>
-        </w:rPr>
-        <w:t>向量叉积的</w:t>
-      </w:r>
-      <w:proofErr w:type="gramEnd"/>
-      <w:r>
-        <w:rPr>
-          <w:rFonts w:hint="eastAsia"/>
-        </w:rPr>
-        <w:t>代数和除以</w:t>
+        <w:t>，即利用向量叉积的代数和除以</w:t>
       </w:r>
       <w:r>
         <w:t xml:space="preserve"> </w:t>
@@ -7551,6 +7017,9 @@
             <m:t>)|</m:t>
           </m:r>
           <m:r>
+            <m:rPr>
+              <m:sty m:val="p"/>
+            </m:rPr>
             <w:br/>
           </m:r>
         </m:oMath>
@@ -7637,7 +7106,6 @@
       <w:bookmarkStart w:id="13" w:name="Xf36c4034da90afe5af4fb3f2e24d56891bbba42"/>
       <w:bookmarkEnd w:id="12"/>
       <w:r>
-        <w:lastRenderedPageBreak/>
         <w:t xml:space="preserve">5.4 </w:t>
       </w:r>
       <w:r>
@@ -7706,13 +7174,7 @@
     </w:p>
     <w:bookmarkEnd w:id="9"/>
     <w:bookmarkEnd w:id="13"/>
-    <w:p>
-      <w:pPr>
-        <w:rPr>
-          <w:rFonts w:hint="eastAsia"/>
-        </w:rPr>
-      </w:pPr>
-    </w:p>
+    <w:p/>
     <w:sectPr>
       <w:pgSz w:w="11906" w:h="16838"/>
       <w:pgMar w:top="1440" w:right="1800" w:bottom="1440" w:left="1800" w:header="851" w:footer="992" w:gutter="0"/>
